--- a/lab_1/Lab_1_Mazen Yasser.docx
+++ b/lab_1/Lab_1_Mazen Yasser.docx
@@ -39,8 +39,6 @@
       <w:r>
         <w:t xml:space="preserve">Group : SE2 </w:t>
       </w:r>
-      <w:bookmarkStart w:id="0" w:name="_GoBack"/>
-      <w:bookmarkEnd w:id="0"/>
     </w:p>
     <w:p>
       <w:pPr>
@@ -309,6 +307,120 @@
         <w:t>cy.</w:t>
       </w:r>
     </w:p>
+    <w:p>
+      <w:pPr>
+        <w:pStyle w:val="Heading1"/>
+      </w:pPr>
+      <w:r>
+        <w:t>Part D: Discussion Prompts Answers</w:t>
+      </w:r>
+    </w:p>
+    <w:p>
+      <w:pPr>
+        <w:pStyle w:val="Heading3"/>
+        <w:rPr>
+          <w:rFonts w:asciiTheme="minorBidi" w:hAnsiTheme="minorBidi" w:cstheme="minorBidi"/>
+          <w:color w:val="auto"/>
+        </w:rPr>
+      </w:pPr>
+      <w:r>
+        <w:rPr>
+          <w:rFonts w:asciiTheme="minorBidi" w:hAnsiTheme="minorBidi" w:cstheme="minorBidi"/>
+          <w:color w:val="auto"/>
+        </w:rPr>
+        <w:t>1. Why does AWS split Nitro into hardware components?</w:t>
+      </w:r>
+    </w:p>
+    <w:p>
+      <w:pPr>
+        <w:pStyle w:val="NormalWeb"/>
+        <w:rPr>
+          <w:rFonts w:asciiTheme="minorBidi" w:hAnsiTheme="minorBidi" w:cstheme="minorBidi"/>
+        </w:rPr>
+      </w:pPr>
+      <w:r>
+        <w:rPr>
+          <w:rStyle w:val="whitespace-normal"/>
+          <w:rFonts w:asciiTheme="minorBidi" w:hAnsiTheme="minorBidi" w:cstheme="minorBidi"/>
+        </w:rPr>
+        <w:t>Amazon Web Services</w:t>
+      </w:r>
+      <w:r>
+        <w:rPr>
+          <w:rFonts w:asciiTheme="minorBidi" w:hAnsiTheme="minorBidi" w:cstheme="minorBidi"/>
+        </w:rPr>
+        <w:t xml:space="preserve"> uses Nitro hardware to handle networking, storage, and security tasks separately from the main CPU. This improves performance, increases security, and </w:t>
+      </w:r>
+      <w:bookmarkStart w:id="0" w:name="_GoBack"/>
+      <w:bookmarkEnd w:id="0"/>
+      <w:r>
+        <w:rPr>
+          <w:rFonts w:asciiTheme="minorBidi" w:hAnsiTheme="minorBidi" w:cstheme="minorBidi"/>
+        </w:rPr>
+        <w:t>reduces virtualization overhead.</w:t>
+      </w:r>
+    </w:p>
+    <w:p>
+      <w:pPr>
+        <w:pStyle w:val="Heading3"/>
+        <w:rPr>
+          <w:rFonts w:asciiTheme="minorBidi" w:hAnsiTheme="minorBidi" w:cstheme="minorBidi"/>
+          <w:color w:val="auto"/>
+        </w:rPr>
+      </w:pPr>
+      <w:r>
+        <w:rPr>
+          <w:rFonts w:asciiTheme="minorBidi" w:hAnsiTheme="minorBidi" w:cstheme="minorBidi"/>
+          <w:color w:val="auto"/>
+        </w:rPr>
+        <w:t>2. In which scenarios would you use VMs over containers?</w:t>
+      </w:r>
+    </w:p>
+    <w:p>
+      <w:pPr>
+        <w:pStyle w:val="NormalWeb"/>
+        <w:rPr>
+          <w:rFonts w:asciiTheme="minorBidi" w:hAnsiTheme="minorBidi" w:cstheme="minorBidi"/>
+        </w:rPr>
+      </w:pPr>
+      <w:r>
+        <w:rPr>
+          <w:rFonts w:asciiTheme="minorBidi" w:hAnsiTheme="minorBidi" w:cstheme="minorBidi"/>
+        </w:rPr>
+        <w:t>VMs are better when strong isolation is needed, when running different operating systems, or when supporting legacy applications that need full OS access.</w:t>
+      </w:r>
+    </w:p>
+    <w:p>
+      <w:pPr>
+        <w:pStyle w:val="Heading3"/>
+        <w:rPr>
+          <w:rFonts w:asciiTheme="minorBidi" w:hAnsiTheme="minorBidi" w:cstheme="minorBidi"/>
+          <w:color w:val="auto"/>
+        </w:rPr>
+      </w:pPr>
+      <w:r>
+        <w:rPr>
+          <w:rFonts w:asciiTheme="minorBidi" w:hAnsiTheme="minorBidi" w:cstheme="minorBidi"/>
+          <w:color w:val="auto"/>
+        </w:rPr>
+        <w:t>3. How does tail latency change with the number of parallel calls?</w:t>
+      </w:r>
+    </w:p>
+    <w:p>
+      <w:pPr>
+        <w:pStyle w:val="NormalWeb"/>
+        <w:rPr>
+          <w:rFonts w:asciiTheme="minorBidi" w:hAnsiTheme="minorBidi" w:cstheme="minorBidi"/>
+        </w:rPr>
+      </w:pPr>
+      <w:r>
+        <w:rPr>
+          <w:rFonts w:asciiTheme="minorBidi" w:hAnsiTheme="minorBidi" w:cstheme="minorBidi"/>
+        </w:rPr>
+        <w:t>Tail latency increases as parallel calls increase because the overall response depends on the slowest service, and higher load creates more delays.</w:t>
+      </w:r>
+    </w:p>
+    <w:p/>
     <w:sectPr>
       <w:pgSz w:w="12240" w:h="15840"/>
       <w:pgMar w:top="1440" w:right="1800" w:bottom="1440" w:left="1800" w:header="720" w:footer="720" w:gutter="0"/>
@@ -11897,6 +12009,27 @@
       </w:tcPr>
     </w:tblStylePr>
   </w:style>
+  <w:style w:type="paragraph" w:styleId="NormalWeb">
+    <w:name w:val="Normal (Web)"/>
+    <w:basedOn w:val="Normal"/>
+    <w:uiPriority w:val="99"/>
+    <w:semiHidden/>
+    <w:unhideWhenUsed/>
+    <w:rsid w:val="00CC17A9"/>
+    <w:pPr>
+      <w:spacing w:before="100" w:beforeAutospacing="1" w:after="100" w:afterAutospacing="1" w:line="240" w:lineRule="auto"/>
+    </w:pPr>
+    <w:rPr>
+      <w:rFonts w:ascii="Times New Roman" w:eastAsia="Times New Roman" w:hAnsi="Times New Roman" w:cs="Times New Roman"/>
+      <w:sz w:val="24"/>
+      <w:szCs w:val="24"/>
+    </w:rPr>
+  </w:style>
+  <w:style w:type="character" w:customStyle="1" w:styleId="whitespace-normal">
+    <w:name w:val="whitespace-normal"/>
+    <w:basedOn w:val="DefaultParagraphFont"/>
+    <w:rsid w:val="00CC17A9"/>
+  </w:style>
 </w:styles>
 </file>
 
@@ -12225,7 +12358,7 @@
 </file>
 
 <file path=customXml/itemProps1.xml><?xml version="1.0" encoding="utf-8"?>
-<ds:datastoreItem xmlns:ds="http://schemas.openxmlformats.org/officeDocument/2006/customXml" ds:itemID="{3096E696-5C53-42C6-B180-F618C48E8CE5}">
+<ds:datastoreItem xmlns:ds="http://schemas.openxmlformats.org/officeDocument/2006/customXml" ds:itemID="{B60D1798-2D9B-4B34-B2C0-76A1DD207915}">
   <ds:schemaRefs>
     <ds:schemaRef ds:uri="http://schemas.openxmlformats.org/officeDocument/2006/bibliography"/>
   </ds:schemaRefs>
